--- a/src/markdown_docx/assets/default.docx
+++ b/src/markdown_docx/assets/default.docx
@@ -148,11 +148,12 @@
   </w:abstractNum>
   <w:abstractNum w:abstractNumId="7">
     <w:nsid w:val="FFFFFF88"/>
-    <w:multiLevelType w:val="singleLevel"/>
+    <w:multiLevelType w:val="multilevel"/>
     <w:tmpl w:val="D0A62B40"/>
     <w:lvl w:ilvl="0">
       <w:start w:val="1"/>
       <w:numFmt w:val="decimal"/>
+      <w:pStyle w:val="ListNumber"/>
       <w:pStyle w:val="ListNumber"/>
       <w:lvlText w:val="%1."/>
       <w:lvlJc w:val="left"/>
@@ -163,14 +164,127 @@
         <w:ind w:left="360" w:hanging="360"/>
       </w:pPr>
     </w:lvl>
+    <w:lvl w:ilvl="1">
+      <w:start w:val="1"/>
+      <w:numFmt w:val="lowerLetter"/>
+      <w:pStyle w:val="ListNumber2"/>
+      <w:pStyle w:val="ListNumber"/>
+      <w:lvlText w:val="%2."/>
+      <w:lvlJc w:val="left"/>
+      <w:pPr>
+        <w:tabs>
+          <w:tab w:val="num" w:pos="720"/>
+        </w:tabs>
+        <w:ind w:left="720" w:hanging="360"/>
+      </w:pPr>
+    </w:lvl>
+    <w:lvl w:ilvl="2">
+      <w:start w:val="1"/>
+      <w:numFmt w:val="lowerRoman"/>
+      <w:pStyle w:val="ListNumber3"/>
+      <w:pStyle w:val="ListNumber"/>
+      <w:lvlText w:val="%3."/>
+      <w:lvlJc w:val="left"/>
+      <w:pPr>
+        <w:tabs>
+          <w:tab w:val="num" w:pos="1080"/>
+        </w:tabs>
+        <w:ind w:left="1080" w:hanging="360"/>
+      </w:pPr>
+    </w:lvl>
+    <w:lvl w:ilvl="3">
+      <w:start w:val="1"/>
+      <w:numFmt w:val="decimal"/>
+      <w:pStyle w:val="ListNumber4"/>
+      <w:pStyle w:val="ListNumber"/>
+      <w:lvlText w:val="%4."/>
+      <w:lvlJc w:val="left"/>
+      <w:pPr>
+        <w:tabs>
+          <w:tab w:val="num" w:pos="1440"/>
+        </w:tabs>
+        <w:ind w:left="1440" w:hanging="360"/>
+      </w:pPr>
+    </w:lvl>
+    <w:lvl w:ilvl="4">
+      <w:start w:val="1"/>
+      <w:numFmt w:val="lowerLetter"/>
+      <w:pStyle w:val="ListNumber5"/>
+      <w:pStyle w:val="ListNumber"/>
+      <w:lvlText w:val="%5."/>
+      <w:lvlJc w:val="left"/>
+      <w:pPr>
+        <w:tabs>
+          <w:tab w:val="num" w:pos="1800"/>
+        </w:tabs>
+        <w:ind w:left="1800" w:hanging="360"/>
+      </w:pPr>
+    </w:lvl>
+    <w:lvl w:ilvl="5">
+      <w:start w:val="1"/>
+      <w:numFmt w:val="lowerRoman"/>
+      <w:pStyle w:val="ListNumber6"/>
+      <w:pStyle w:val="ListNumber"/>
+      <w:lvlText w:val="%6."/>
+      <w:lvlJc w:val="left"/>
+      <w:pPr>
+        <w:tabs>
+          <w:tab w:val="num" w:pos="2160"/>
+        </w:tabs>
+        <w:ind w:left="2160" w:hanging="360"/>
+      </w:pPr>
+    </w:lvl>
+    <w:lvl w:ilvl="6">
+      <w:start w:val="1"/>
+      <w:numFmt w:val="decimal"/>
+      <w:pStyle w:val="ListNumber7"/>
+      <w:pStyle w:val="ListNumber"/>
+      <w:lvlText w:val="%7."/>
+      <w:lvlJc w:val="left"/>
+      <w:pPr>
+        <w:tabs>
+          <w:tab w:val="num" w:pos="2520"/>
+        </w:tabs>
+        <w:ind w:left="2520" w:hanging="360"/>
+      </w:pPr>
+    </w:lvl>
+    <w:lvl w:ilvl="7">
+      <w:start w:val="1"/>
+      <w:numFmt w:val="lowerLetter"/>
+      <w:pStyle w:val="ListNumber8"/>
+      <w:pStyle w:val="ListNumber"/>
+      <w:lvlText w:val="%8."/>
+      <w:lvlJc w:val="left"/>
+      <w:pPr>
+        <w:tabs>
+          <w:tab w:val="num" w:pos="2880"/>
+        </w:tabs>
+        <w:ind w:left="2880" w:hanging="360"/>
+      </w:pPr>
+    </w:lvl>
+    <w:lvl w:ilvl="8">
+      <w:start w:val="1"/>
+      <w:numFmt w:val="lowerRoman"/>
+      <w:pStyle w:val="ListNumber9"/>
+      <w:pStyle w:val="ListNumber"/>
+      <w:lvlText w:val="%9."/>
+      <w:lvlJc w:val="left"/>
+      <w:pPr>
+        <w:tabs>
+          <w:tab w:val="num" w:pos="3240"/>
+        </w:tabs>
+        <w:ind w:left="3240" w:hanging="360"/>
+      </w:pPr>
+    </w:lvl>
   </w:abstractNum>
   <w:abstractNum w:abstractNumId="8">
     <w:nsid w:val="FFFFFF89"/>
-    <w:multiLevelType w:val="singleLevel"/>
+    <w:multiLevelType w:val="multilevel"/>
     <w:tmpl w:val="29761A62"/>
     <w:lvl w:ilvl="0">
       <w:start w:val="1"/>
       <w:numFmt w:val="bullet"/>
+      <w:pStyle w:val="ListBullet"/>
       <w:pStyle w:val="ListBullet"/>
       <w:lvlText w:val=""/>
       <w:lvlJc w:val="left"/>
@@ -179,6 +293,142 @@
           <w:tab w:val="num" w:pos="360"/>
         </w:tabs>
         <w:ind w:left="360" w:hanging="360"/>
+      </w:pPr>
+      <w:rPr>
+        <w:rFonts w:ascii="Symbol" w:hAnsi="Symbol" w:hint="default"/>
+      </w:rPr>
+    </w:lvl>
+    <w:lvl w:ilvl="1">
+      <w:start w:val="1"/>
+      <w:numFmt w:val="bullet"/>
+      <w:pStyle w:val="ListBullet2"/>
+      <w:pStyle w:val="ListBullet"/>
+      <w:lvlText w:val=""/>
+      <w:lvlJc w:val="left"/>
+      <w:pPr>
+        <w:tabs>
+          <w:tab w:val="num" w:pos="720"/>
+        </w:tabs>
+        <w:ind w:left="720" w:hanging="360"/>
+      </w:pPr>
+      <w:rPr>
+        <w:rFonts w:ascii="Symbol" w:hAnsi="Symbol" w:hint="default"/>
+      </w:rPr>
+    </w:lvl>
+    <w:lvl w:ilvl="2">
+      <w:start w:val="1"/>
+      <w:numFmt w:val="bullet"/>
+      <w:pStyle w:val="ListBullet3"/>
+      <w:pStyle w:val="ListBullet"/>
+      <w:lvlText w:val=""/>
+      <w:lvlJc w:val="left"/>
+      <w:pPr>
+        <w:tabs>
+          <w:tab w:val="num" w:pos="1080"/>
+        </w:tabs>
+        <w:ind w:left="1080" w:hanging="360"/>
+      </w:pPr>
+      <w:rPr>
+        <w:rFonts w:ascii="Symbol" w:hAnsi="Symbol" w:hint="default"/>
+      </w:rPr>
+    </w:lvl>
+    <w:lvl w:ilvl="3">
+      <w:start w:val="1"/>
+      <w:numFmt w:val="bullet"/>
+      <w:pStyle w:val="ListBullet4"/>
+      <w:pStyle w:val="ListBullet"/>
+      <w:lvlText w:val=""/>
+      <w:lvlJc w:val="left"/>
+      <w:pPr>
+        <w:tabs>
+          <w:tab w:val="num" w:pos="1440"/>
+        </w:tabs>
+        <w:ind w:left="1440" w:hanging="360"/>
+      </w:pPr>
+      <w:rPr>
+        <w:rFonts w:ascii="Symbol" w:hAnsi="Symbol" w:hint="default"/>
+      </w:rPr>
+    </w:lvl>
+    <w:lvl w:ilvl="4">
+      <w:start w:val="1"/>
+      <w:numFmt w:val="bullet"/>
+      <w:pStyle w:val="ListBullet5"/>
+      <w:pStyle w:val="ListBullet"/>
+      <w:lvlText w:val=""/>
+      <w:lvlJc w:val="left"/>
+      <w:pPr>
+        <w:tabs>
+          <w:tab w:val="num" w:pos="1800"/>
+        </w:tabs>
+        <w:ind w:left="1800" w:hanging="360"/>
+      </w:pPr>
+      <w:rPr>
+        <w:rFonts w:ascii="Symbol" w:hAnsi="Symbol" w:hint="default"/>
+      </w:rPr>
+    </w:lvl>
+    <w:lvl w:ilvl="5">
+      <w:start w:val="1"/>
+      <w:numFmt w:val="bullet"/>
+      <w:pStyle w:val="ListBullet6"/>
+      <w:pStyle w:val="ListBullet"/>
+      <w:lvlText w:val=""/>
+      <w:lvlJc w:val="left"/>
+      <w:pPr>
+        <w:tabs>
+          <w:tab w:val="num" w:pos="2160"/>
+        </w:tabs>
+        <w:ind w:left="2160" w:hanging="360"/>
+      </w:pPr>
+      <w:rPr>
+        <w:rFonts w:ascii="Symbol" w:hAnsi="Symbol" w:hint="default"/>
+      </w:rPr>
+    </w:lvl>
+    <w:lvl w:ilvl="6">
+      <w:start w:val="1"/>
+      <w:numFmt w:val="bullet"/>
+      <w:pStyle w:val="ListBullet7"/>
+      <w:pStyle w:val="ListBullet"/>
+      <w:lvlText w:val=""/>
+      <w:lvlJc w:val="left"/>
+      <w:pPr>
+        <w:tabs>
+          <w:tab w:val="num" w:pos="2520"/>
+        </w:tabs>
+        <w:ind w:left="2520" w:hanging="360"/>
+      </w:pPr>
+      <w:rPr>
+        <w:rFonts w:ascii="Symbol" w:hAnsi="Symbol" w:hint="default"/>
+      </w:rPr>
+    </w:lvl>
+    <w:lvl w:ilvl="7">
+      <w:start w:val="1"/>
+      <w:numFmt w:val="bullet"/>
+      <w:pStyle w:val="ListBullet8"/>
+      <w:pStyle w:val="ListBullet"/>
+      <w:lvlText w:val=""/>
+      <w:lvlJc w:val="left"/>
+      <w:pPr>
+        <w:tabs>
+          <w:tab w:val="num" w:pos="2880"/>
+        </w:tabs>
+        <w:ind w:left="2880" w:hanging="360"/>
+      </w:pPr>
+      <w:rPr>
+        <w:rFonts w:ascii="Symbol" w:hAnsi="Symbol" w:hint="default"/>
+      </w:rPr>
+    </w:lvl>
+    <w:lvl w:ilvl="8">
+      <w:start w:val="1"/>
+      <w:numFmt w:val="bullet"/>
+      <w:pStyle w:val="ListBullet9"/>
+      <w:pStyle w:val="ListBullet"/>
+      <w:lvlText w:val=""/>
+      <w:lvlJc w:val="left"/>
+      <w:pPr>
+        <w:tabs>
+          <w:tab w:val="num" w:pos="3240"/>
+        </w:tabs>
+        <w:ind w:left="3240" w:hanging="360"/>
       </w:pPr>
       <w:rPr>
         <w:rFonts w:ascii="Symbol" w:hAnsi="Symbol" w:hint="default"/>
@@ -913,6 +1163,7 @@
     <w:rsid w:val="00326F90"/>
     <w:pPr>
       <w:numPr>
+        <w:ilvl w:val="0"/>
         <w:numId w:val="1"/>
       </w:numPr>
       <w:spacing w:after="160" w:line="280" w:lineRule="auto"/>
@@ -931,7 +1182,8 @@
     <w:rsid w:val="00326F90"/>
     <w:pPr>
       <w:numPr>
-        <w:numId w:val="2"/>
+        <w:ilvl w:val="1"/>
+        <w:numId w:val="1"/>
       </w:numPr>
       <w:spacing w:after="160" w:line="280" w:lineRule="auto"/>
       <w:contextualSpacing/>
@@ -949,7 +1201,8 @@
     <w:rsid w:val="00326F90"/>
     <w:pPr>
       <w:numPr>
-        <w:numId w:val="3"/>
+        <w:ilvl w:val="2"/>
+        <w:numId w:val="1"/>
       </w:numPr>
       <w:spacing w:after="160" w:line="280" w:lineRule="auto"/>
       <w:contextualSpacing/>
@@ -967,6 +1220,7 @@
     <w:rsid w:val="00326F90"/>
     <w:pPr>
       <w:numPr>
+        <w:ilvl w:val="0"/>
         <w:numId w:val="5"/>
       </w:numPr>
       <w:spacing w:after="160" w:line="280" w:lineRule="auto"/>
@@ -985,7 +1239,8 @@
     <w:rsid w:val="0029639D"/>
     <w:pPr>
       <w:numPr>
-        <w:numId w:val="6"/>
+        <w:ilvl w:val="1"/>
+        <w:numId w:val="5"/>
       </w:numPr>
       <w:spacing w:after="160" w:line="280" w:lineRule="auto"/>
       <w:contextualSpacing/>
@@ -1003,7 +1258,8 @@
     <w:rsid w:val="0029639D"/>
     <w:pPr>
       <w:numPr>
-        <w:numId w:val="7"/>
+        <w:ilvl w:val="2"/>
+        <w:numId w:val="5"/>
       </w:numPr>
       <w:spacing w:after="160" w:line="280" w:lineRule="auto"/>
       <w:contextualSpacing/>
@@ -12115,6 +12371,234 @@
     <w:rPr>
       <w:rFonts w:ascii="Consolas" w:hAnsi="Consolas"/>
       <w:sz w:val="18"/>
+    </w:rPr>
+  </w:style>
+  <w:style w:type="paragraph" w:styleId="ListNumber4">
+    <w:name w:val="List Number 4"/>
+    <w:basedOn w:val="Normal"/>
+    <w:uiPriority w:val="99"/>
+    <w:unhideWhenUsed/>
+    <w:rsid w:val="00326F90"/>
+    <w:pPr>
+      <w:numPr>
+        <w:ilvl w:val="3"/>
+        <w:numId w:val="5"/>
+      </w:numPr>
+      <w:spacing w:after="160" w:line="280" w:lineRule="auto"/>
+      <w:contextualSpacing/>
+    </w:pPr>
+    <w:rPr>
+      <w:rFonts w:ascii="Calibri" w:hAnsi="Calibri"/>
+      <w:sz w:val="22"/>
+    </w:rPr>
+  </w:style>
+  <w:style w:type="paragraph" w:styleId="ListNumber5">
+    <w:name w:val="List Number 5"/>
+    <w:basedOn w:val="Normal"/>
+    <w:uiPriority w:val="99"/>
+    <w:unhideWhenUsed/>
+    <w:rsid w:val="00326F90"/>
+    <w:pPr>
+      <w:numPr>
+        <w:ilvl w:val="4"/>
+        <w:numId w:val="5"/>
+      </w:numPr>
+      <w:spacing w:after="160" w:line="280" w:lineRule="auto"/>
+      <w:contextualSpacing/>
+    </w:pPr>
+    <w:rPr>
+      <w:rFonts w:ascii="Calibri" w:hAnsi="Calibri"/>
+      <w:sz w:val="22"/>
+    </w:rPr>
+  </w:style>
+  <w:style w:type="paragraph" w:styleId="ListNumber6">
+    <w:name w:val="List Number 6"/>
+    <w:basedOn w:val="Normal"/>
+    <w:uiPriority w:val="99"/>
+    <w:unhideWhenUsed/>
+    <w:rsid w:val="00326F90"/>
+    <w:pPr>
+      <w:numPr>
+        <w:ilvl w:val="5"/>
+        <w:numId w:val="5"/>
+      </w:numPr>
+      <w:spacing w:after="160" w:line="280" w:lineRule="auto"/>
+      <w:contextualSpacing/>
+    </w:pPr>
+    <w:rPr>
+      <w:rFonts w:ascii="Calibri" w:hAnsi="Calibri"/>
+      <w:sz w:val="22"/>
+    </w:rPr>
+  </w:style>
+  <w:style w:type="paragraph" w:styleId="ListNumber7">
+    <w:name w:val="List Number 7"/>
+    <w:basedOn w:val="Normal"/>
+    <w:uiPriority w:val="99"/>
+    <w:unhideWhenUsed/>
+    <w:rsid w:val="00326F90"/>
+    <w:pPr>
+      <w:numPr>
+        <w:ilvl w:val="6"/>
+        <w:numId w:val="5"/>
+      </w:numPr>
+      <w:spacing w:after="160" w:line="280" w:lineRule="auto"/>
+      <w:contextualSpacing/>
+    </w:pPr>
+    <w:rPr>
+      <w:rFonts w:ascii="Calibri" w:hAnsi="Calibri"/>
+      <w:sz w:val="22"/>
+    </w:rPr>
+  </w:style>
+  <w:style w:type="paragraph" w:styleId="ListNumber8">
+    <w:name w:val="List Number 8"/>
+    <w:basedOn w:val="Normal"/>
+    <w:uiPriority w:val="99"/>
+    <w:unhideWhenUsed/>
+    <w:rsid w:val="00326F90"/>
+    <w:pPr>
+      <w:numPr>
+        <w:ilvl w:val="7"/>
+        <w:numId w:val="5"/>
+      </w:numPr>
+      <w:spacing w:after="160" w:line="280" w:lineRule="auto"/>
+      <w:contextualSpacing/>
+    </w:pPr>
+    <w:rPr>
+      <w:rFonts w:ascii="Calibri" w:hAnsi="Calibri"/>
+      <w:sz w:val="22"/>
+    </w:rPr>
+  </w:style>
+  <w:style w:type="paragraph" w:styleId="ListNumber9">
+    <w:name w:val="List Number 9"/>
+    <w:basedOn w:val="Normal"/>
+    <w:uiPriority w:val="99"/>
+    <w:unhideWhenUsed/>
+    <w:rsid w:val="00326F90"/>
+    <w:pPr>
+      <w:numPr>
+        <w:ilvl w:val="8"/>
+        <w:numId w:val="5"/>
+      </w:numPr>
+      <w:spacing w:after="160" w:line="280" w:lineRule="auto"/>
+      <w:contextualSpacing/>
+    </w:pPr>
+    <w:rPr>
+      <w:rFonts w:ascii="Calibri" w:hAnsi="Calibri"/>
+      <w:sz w:val="22"/>
+    </w:rPr>
+  </w:style>
+  <w:style w:type="paragraph" w:styleId="ListBullet4">
+    <w:name w:val="List Bullet 4"/>
+    <w:basedOn w:val="Normal"/>
+    <w:uiPriority w:val="99"/>
+    <w:unhideWhenUsed/>
+    <w:rsid w:val="00326F90"/>
+    <w:pPr>
+      <w:numPr>
+        <w:ilvl w:val="3"/>
+        <w:numId w:val="1"/>
+      </w:numPr>
+      <w:spacing w:after="160" w:line="280" w:lineRule="auto"/>
+      <w:contextualSpacing/>
+    </w:pPr>
+    <w:rPr>
+      <w:rFonts w:ascii="Calibri" w:hAnsi="Calibri"/>
+      <w:sz w:val="22"/>
+    </w:rPr>
+  </w:style>
+  <w:style w:type="paragraph" w:styleId="ListBullet5">
+    <w:name w:val="List Bullet 5"/>
+    <w:basedOn w:val="Normal"/>
+    <w:uiPriority w:val="99"/>
+    <w:unhideWhenUsed/>
+    <w:rsid w:val="00326F90"/>
+    <w:pPr>
+      <w:numPr>
+        <w:ilvl w:val="4"/>
+        <w:numId w:val="1"/>
+      </w:numPr>
+      <w:spacing w:after="160" w:line="280" w:lineRule="auto"/>
+      <w:contextualSpacing/>
+    </w:pPr>
+    <w:rPr>
+      <w:rFonts w:ascii="Calibri" w:hAnsi="Calibri"/>
+      <w:sz w:val="22"/>
+    </w:rPr>
+  </w:style>
+  <w:style w:type="paragraph" w:styleId="ListBullet6">
+    <w:name w:val="List Bullet 6"/>
+    <w:basedOn w:val="Normal"/>
+    <w:uiPriority w:val="99"/>
+    <w:unhideWhenUsed/>
+    <w:rsid w:val="00326F90"/>
+    <w:pPr>
+      <w:numPr>
+        <w:ilvl w:val="5"/>
+        <w:numId w:val="1"/>
+      </w:numPr>
+      <w:spacing w:after="160" w:line="280" w:lineRule="auto"/>
+      <w:contextualSpacing/>
+    </w:pPr>
+    <w:rPr>
+      <w:rFonts w:ascii="Calibri" w:hAnsi="Calibri"/>
+      <w:sz w:val="22"/>
+    </w:rPr>
+  </w:style>
+  <w:style w:type="paragraph" w:styleId="ListBullet7">
+    <w:name w:val="List Bullet 7"/>
+    <w:basedOn w:val="Normal"/>
+    <w:uiPriority w:val="99"/>
+    <w:unhideWhenUsed/>
+    <w:rsid w:val="00326F90"/>
+    <w:pPr>
+      <w:numPr>
+        <w:ilvl w:val="6"/>
+        <w:numId w:val="1"/>
+      </w:numPr>
+      <w:spacing w:after="160" w:line="280" w:lineRule="auto"/>
+      <w:contextualSpacing/>
+    </w:pPr>
+    <w:rPr>
+      <w:rFonts w:ascii="Calibri" w:hAnsi="Calibri"/>
+      <w:sz w:val="22"/>
+    </w:rPr>
+  </w:style>
+  <w:style w:type="paragraph" w:styleId="ListBullet8">
+    <w:name w:val="List Bullet 8"/>
+    <w:basedOn w:val="Normal"/>
+    <w:uiPriority w:val="99"/>
+    <w:unhideWhenUsed/>
+    <w:rsid w:val="00326F90"/>
+    <w:pPr>
+      <w:numPr>
+        <w:ilvl w:val="7"/>
+        <w:numId w:val="1"/>
+      </w:numPr>
+      <w:spacing w:after="160" w:line="280" w:lineRule="auto"/>
+      <w:contextualSpacing/>
+    </w:pPr>
+    <w:rPr>
+      <w:rFonts w:ascii="Calibri" w:hAnsi="Calibri"/>
+      <w:sz w:val="22"/>
+    </w:rPr>
+  </w:style>
+  <w:style w:type="paragraph" w:styleId="ListBullet9">
+    <w:name w:val="List Bullet 9"/>
+    <w:basedOn w:val="Normal"/>
+    <w:uiPriority w:val="99"/>
+    <w:unhideWhenUsed/>
+    <w:rsid w:val="00326F90"/>
+    <w:pPr>
+      <w:numPr>
+        <w:ilvl w:val="8"/>
+        <w:numId w:val="1"/>
+      </w:numPr>
+      <w:spacing w:after="160" w:line="280" w:lineRule="auto"/>
+      <w:contextualSpacing/>
+    </w:pPr>
+    <w:rPr>
+      <w:rFonts w:ascii="Calibri" w:hAnsi="Calibri"/>
+      <w:sz w:val="22"/>
     </w:rPr>
   </w:style>
 </w:styles>
